--- a/docs/legal/cookie-policy.docx
+++ b/docs/legal/cookie-policy.docx
@@ -153,7 +153,7 @@
           <w:sz w:val="22"/>
           <w:szCs w:val="22"/>
         </w:rPr>
-        <w:t xml:space="preserve">1.1. Настоящая Политика использования файлов cookie (далее — Политика cookie) определяет, какие файлы cookie и аналогичные технологии использует Общество с ограниченной ответственностью «Генпорт» (ИНН 1200023416, ОГРН 1261200002238, адрес: 424003, Республика Марий Эл, г. Йошкар-Ола, ул. Машиностроителей, д. 26, e-mail: dom@gdesite.ru; далее — Оператор) на сайте https://gdesite.ru, включая его поддомены, на которых работает панель управления сервиса GdeSite (далее — Сайт), для чего они нужны, как долго хранятся и как посетитель может ими управлять.</w:t>
+        <w:t xml:space="preserve">1.1. Настоящая Политика использования файлов cookie (далее — Политика cookie) определяет, какие файлы cookie и аналогичные технологии использует Общество с ограниченной ответственностью «Генпорт» (ИНН 1200023416, ОГРН 1261200002238, адрес: 424003, Республика Марий Эл, г. Йошкар-Ола, ул. Машиностроителей, д. 26, пом. 2, e-mail: dom@gdesite.ru; далее — Оператор) на сайте https://gdesite.ru, включая его поддомены, на которых работает панель управления сервиса GdeSite (далее — Сайт), для чего они нужны, как долго хранятся и как посетитель может ими управлять.</w:t>
       </w:r>
     </w:p>
     <w:p>
